--- a/Federated Republic Constitution 260613.docx
+++ b/Federated Republic Constitution 260613.docx
@@ -3309,6 +3309,56 @@
     </w:p>
     <w:p>
       <w:pPr>
+        <w:spacing w:after="80" w:before="200"/>
+        <w:ind w:left="431"/>
+      </w:pPr>
+      <w:r>
+        <w:rPr>
+          <w:rFonts w:ascii="Courier New" w:cs="Courier New" w:eastAsia="Courier New" w:hAnsi="Courier New"/>
+          <w:b/>
+          <w:bCs/>
+          <w:color w:val="1B2A4A"/>
+          <w:sz w:val="18"/>
+          <w:szCs w:val="18"/>
+        </w:rPr>
+        <w:t xml:space="preserve">§3.15  </w:t>
+      </w:r>
+      <w:r>
+        <w:rPr>
+          <w:rFonts w:ascii="Garamond" w:cs="Garamond" w:eastAsia="Garamond" w:hAnsi="Garamond"/>
+          <w:b/>
+          <w:bCs/>
+          <w:i w:val="false"/>
+          <w:iCs w:val="false"/>
+          <w:color w:val="1B2A4A"/>
+          <w:sz w:val="22"/>
+          <w:szCs w:val="22"/>
+        </w:rPr>
+        <w:t xml:space="preserve">Delegation of Authority</w:t>
+      </w:r>
+    </w:p>
+    <w:p>
+      <w:pPr>
+        <w:spacing w:after="120" w:before="0"/>
+        <w:ind w:left="431"/>
+        <w:jc w:val="both"/>
+      </w:pPr>
+      <w:r>
+        <w:rPr>
+          <w:rFonts w:ascii="Garamond" w:cs="Garamond" w:eastAsia="Garamond" w:hAnsi="Garamond"/>
+          <w:b w:val="false"/>
+          <w:bCs w:val="false"/>
+          <w:i w:val="false"/>
+          <w:iCs w:val="false"/>
+          <w:color w:val="2a2520"/>
+          <w:sz w:val="22"/>
+          <w:szCs w:val="22"/>
+        </w:rPr>
+        <w:t xml:space="preserve">The Legislature may by statute delegate defined authorities within its legislative competence to the Legat Consul, the Civic Consul, or established agencies. Any delegation must specify the exact scope of authority delegated, the conditions on its exercise, and a maximum duration. The Legislature may rescind any delegation by simple majority of both chambers at any time; no recipient of delegated authority may obstruct or condition rescission. No delegation creates a permanent transfer of legislative competence. Every exercise of delegated authority is published to the NRS with attribution to both the legislative grant and the recipient’s act. The EM audits the exercise of all delegated executive authority and publishes findings to the NRS annually.</w:t>
+      </w:r>
+    </w:p>
+    <w:p>
+      <w:pPr>
         <w:spacing w:after="60" w:before="200"/>
         <w:jc w:val="left"/>
       </w:pPr>
@@ -3913,7 +3963,7 @@
           <w:sz w:val="22"/>
           <w:szCs w:val="22"/>
         </w:rPr>
-        <w:t xml:space="preserve">Citizenship is acquired by birth, by parentage, or by naturalization. A child is automatically a citizen if at least one parent is a citizen or legal resident at birth. Citizens acquire their full citizenship rights, including the right to vote and stand for office, at 18. No citizenship may be stripped from a natural-born citizen. Where a child born on Republic territory would hold no other citizenship, or would otherwise be stateless regardless of birthplace, citizenship is granted from birth.</w:t>
+        <w:t xml:space="preserve">Citizenship is acquired by birth, by parentage, or by naturalization. A child is automatically a citizen if at least one parent is a citizen or legal resident at birth. Citizens acquire their full citizenship rights, including the right to vote and stand for office, at 18. Citizenship may not be stripped from a natural-born citizen. Where a child born on Republic territory would hold no other citizenship, or would otherwise be stateless regardless of birthplace, citizenship is granted from birth.</w:t>
       </w:r>
     </w:p>
     <w:p>
@@ -4528,7 +4578,7 @@
           <w:sz w:val="22"/>
           <w:szCs w:val="22"/>
         </w:rPr>
-        <w:t xml:space="preserve">Every eligible citizen holds the right to vote in federal elections and the right to have that vote counted. Government at every level is prohibited from taking any action that makes voting more difficult, less accessible, or less secure. No law, rule, administrative decision, or practice that reduces access to the franchise is constitutionally valid. The Republic holds an affirmative obligation to make voting as accessible as possible consistent with security — it may not compel citizens to vote, but it must provide conditions in which doing so is genuinely possible. Federal election periods are public holidays.</w:t>
+        <w:t xml:space="preserve">Every citizen holds the right to vote in federal elections and the right to have that vote counted. Government at every level is prohibited from taking any action that makes voting more difficult, less accessible, or less secure. No law, rule, administrative decision, or practice that reduces access to the franchise is constitutionally valid. The Republic holds an affirmative obligation to make voting as accessible as possible consistent with security — it may not compel citizens to vote, but it must provide conditions in which doing so is genuinely possible. Federal election periods are public holidays.</w:t>
       </w:r>
     </w:p>
     <w:p>
@@ -4681,7 +4731,58 @@
           <w:sz w:val="22"/>
           <w:szCs w:val="22"/>
         </w:rPr>
-        <w:t xml:space="preserve">Federal elections are held at regular intervals: Assembly elections every two years; Senate elections on the staggered six-year cycle; consular elections every six years. All federal elections use Ranked Choice Voting — majority required, not plurality; consular elections use RCV within the framework of §7.2, which adds the State plurality requirement. The Legislature defines by statute the specific timing, duration, and structure of the federal electoral period within these constitutional floors. All federal elections, referenda, and confirmation votes are administered by the Elections Panel using the National Voting System, free from executive interference. The Legat Consul may not declare, postpone, or influence the scheduling of elections — including declaring emergencies that have the effect of delaying them. No State may take any action that reduces NVS access, functionality, or availability within its territory. States may offer early voting, mail-in ballots, and alternative participation methods provided all methods connect to the NVS and meet its constitutional standards. Special elections for vacancies are administered by the Elections Panel under procedures established by statute. Where the Elections Panel certifies that elections cannot be held across a substantial portion of the Republic due to a natural disaster or catastrophic infrastructure failure, the Legislature may by 2/3 of both chambers in a concurrent vote postpone the affected election for a period not to exceed 90 days, publishing the determination to the NRS; the mandates of sitting members extend automatically for that period only. The Elections Panel publishes a finding when conditions have normalized sufficiently for elections to proceed; elections must be held within 30 days of that publication. Either chamber may petition the SC if it disputes the Elections Panel’s finding; the SC must rule within 7 days. No further postponement may be granted without a new Elections Panel finding of impossibility and a new 2/3 legislative determination.</w:t>
+        <w:t xml:space="preserve">Federal elections are held at regular intervals: Assembly elections every two years; Senate elections on the staggered six-year cycle; Consular elections every six years. All federal elections use Ranked Choice Voting — majority required, not plurality; Consular elections use RCV within the framework of §7.2, which adds the State plurality requirement. The Legislature defines by statute the specific timing, duration, and structure of the federal electoral period within these constitutional floors. Federal elections are administered by the States within standards established and enforced by the Elections Panel; all state election systems must connect to and operate through the National Voting System, free from executive interference. The Legat Consul may not declare, postpone, or influence the scheduling of elections — including declaring emergencies that have the effect of delaying them. No State may take any action that reduces NVS access, functionality, or availability within its territory. States may offer early voting, mail-in ballots, and alternative participation methods provided all methods connect to the NVS and meet Elections Panel standards. The Republic shall provide such financial and technical assistance as is necessary to ensure every State has the capacity to procure certified equipment and meet federal election standards; the Legislature establishes the assistance mechanism and eligibility criteria by statute; the Elections Panel certifies whether assistance has been sufficient to bring each State into compliance.</w:t>
+      </w:r>
+    </w:p>
+    <w:p>
+      <w:pPr>
+        <w:spacing w:after="60" w:before="200"/>
+        <w:ind w:left="431"/>
+        <w:jc w:val="left"/>
+      </w:pPr>
+      <w:r>
+        <w:rPr>
+          <w:rFonts w:ascii="Courier New" w:cs="Courier New" w:eastAsia="Courier New" w:hAnsi="Courier New"/>
+          <w:b/>
+          <w:bCs/>
+          <w:color w:val="1B2A4A"/>
+          <w:sz w:val="18"/>
+          <w:szCs w:val="18"/>
+        </w:rPr>
+        <w:t xml:space="preserve">§7.3.a  </w:t>
+      </w:r>
+      <w:r>
+        <w:rPr>
+          <w:rFonts w:ascii="Garamond" w:cs="Garamond" w:eastAsia="Garamond" w:hAnsi="Garamond"/>
+          <w:b/>
+          <w:bCs/>
+          <w:i w:val="false"/>
+          <w:iCs w:val="false"/>
+          <w:color w:val="1B2A4A"/>
+          <w:sz w:val="22"/>
+          <w:szCs w:val="22"/>
+        </w:rPr>
+        <w:t xml:space="preserve">Special Elections and Postponements</w:t>
+      </w:r>
+    </w:p>
+    <w:p>
+      <w:pPr>
+        <w:spacing w:after="120" w:before="0"/>
+        <w:ind w:left="431"/>
+        <w:jc w:val="both"/>
+      </w:pPr>
+      <w:r>
+        <w:rPr>
+          <w:rFonts w:ascii="Garamond" w:cs="Garamond" w:eastAsia="Garamond" w:hAnsi="Garamond"/>
+          <w:b w:val="false"/>
+          <w:bCs w:val="false"/>
+          <w:i w:val="false"/>
+          <w:iCs w:val="false"/>
+          <w:color w:val="2a2520"/>
+          <w:sz w:val="22"/>
+          <w:szCs w:val="22"/>
+        </w:rPr>
+        <w:t xml:space="preserve">Special elections for vacancies are administered by the Elections Panel under procedures established by statute. Where the Elections Panel certifies that elections cannot be held across a substantial portion of the Republic due to a natural disaster or catastrophic infrastructure failure, the Legislature may by 2/3 of both chambers in a concurrent vote postpone the affected election for a period not to exceed 90 days, publishing the determination to the NRS; the mandates of sitting members extend automatically for that period only. The Elections Panel publishes a finding when conditions have normalized sufficiently for elections to proceed; elections must be held within 30 days of that publication. Either chamber may petition the SC if it disputes the Elections Panel’s finding; the SC must rule within 7 days. No further postponement may be granted without a new Elections Panel finding of impossibility and a new 2/3 legislative determination.</w:t>
       </w:r>
     </w:p>
     <w:p>
@@ -4759,7 +4860,7 @@
           <w:sz w:val="22"/>
           <w:szCs w:val="22"/>
         </w:rPr>
-        <w:t xml:space="preserve">Electoral finance is regulated to prevent structural distortion of democratic accountability through concentrated financial influence. All contributions above the de minimis threshold must be publicly disclosed to the Elections Panel and published to the NRS — anonymity in electoral finance is prohibited. Individual contributions to electoral campaigns are capped at a level defined by statute. Corporate, organizational, and foreign contributions are prohibited; the prohibition on foreign contributions applies to any person or entity that is not a Republic citizen or resident. Independent expenditures made in support of a campaign are subject to the same disclosure requirements as direct contributions; coordinated expenditures are treated as direct contributions. Financial contributions to electoral campaigns are not constitutionally protected speech under §1.5 and are not protected as associational activity — the regulation of electoral finance is explicitly reserved from both speech and associational protection.</w:t>
+        <w:t xml:space="preserve">All contributions above the de minimis threshold must be publicly disclosed to the Elections Panel and published to the NRS — anonymity in electoral finance is prohibited. Individual contributions to electoral campaigns are capped at a level defined by statute. Corporate, organizational, and foreign contributions are prohibited; the prohibition on foreign contributions applies to any person or entity that is not a Republic citizen or resident. Independent expenditures made in support of a campaign are subject to the same disclosure requirements as direct contributions; coordinated expenditures are treated as direct contributions. Financial contributions to electoral campaigns are not constitutionally protected speech under §1.5 and are not protected as associational activity — the regulation of electoral finance is explicitly reserved from both speech and associational protection.</w:t>
       </w:r>
     </w:p>
     <w:p>
@@ -4810,7 +4911,7 @@
           <w:sz w:val="22"/>
           <w:szCs w:val="22"/>
         </w:rPr>
-        <w:t xml:space="preserve">Candidates for constitutional office campaign in compliance with published Elections Panel conduct standards, which include: prohibition on impersonating other candidates; prohibition on vote suppression activities; and prohibition on interference with the electoral administration process. Characterization, emphasis, and contextual framing of voting records are protected expression. Campaign communications must clearly identify their sponsor. Fabricated or deceptively edited communications about other candidates are a constitutional violation; the Elections Panel publishes findings of violation to the NRS and candidates found in violation are subject to sanctions defined by statute. Any attempt by a foreign government, foreign national, or foreign-controlled entity to influence a Republic election is a constitutional violation; candidates who knowingly accept foreign assistance are disqualified from that election cycle. Constitutional officeholders standing for election in a different race must observe strict separation between official functions and campaign activity; official resources may not be used for campaign purposes.</w:t>
+        <w:t xml:space="preserve">Candidates for constitutional office campaign in compliance with published Elections Panel conduct standards, which include: prohibition on impersonating other candidates; prohibition on vote suppression activities; and prohibition on interference with the electoral administration process. Campaign communications must clearly identify their sponsor. Fabricated or deceptively edited communications about other candidates are a constitutional violation; the Elections Panel publishes findings of violation to the NRS and candidates found in violation are subject to sanctions defined by statute. Any attempt by a foreign government, foreign national, or foreign-controlled entity to influence a Republic election is a constitutional violation; candidates who knowingly accept foreign assistance are disqualified from that election cycle. Constitutional officeholders standing for election in a different race must observe strict separation between official functions and campaign activity; official resources may not be used for campaign purposes.</w:t>
       </w:r>
     </w:p>
     <w:p>
@@ -4841,27 +4942,27 @@
           <w:sz w:val="22"/>
           <w:szCs w:val="22"/>
         </w:rPr>
-        <w:t xml:space="preserve">Public Campaign Financing</w:t>
-      </w:r>
-    </w:p>
-    <w:p>
-      <w:pPr>
-        <w:spacing w:after="120" w:before="0"/>
-        <w:ind w:left="431"/>
-        <w:jc w:val="both"/>
-      </w:pPr>
-      <w:r>
-        <w:rPr>
-          <w:rFonts w:ascii="Garamond" w:cs="Garamond" w:eastAsia="Garamond" w:hAnsi="Garamond"/>
-          <w:b w:val="false"/>
-          <w:bCs w:val="false"/>
-          <w:i w:val="false"/>
-          <w:iCs w:val="false"/>
-          <w:color w:val="2a2520"/>
-          <w:sz w:val="22"/>
-          <w:szCs w:val="22"/>
-        </w:rPr>
-        <w:t xml:space="preserve">The Republic maintains a publicly funded campaign financing system as an alternative to private fundraising. The system provides all registered candidates with equal baseline funding; no allocation may advantage incumbents or established political organizations. Candidates who accept public financing are subject to spending limits defined by statute. The Legislature may create a matching funds component amplifying small donations; matching thresholds, caps, and ratios must apply equally to all participating candidates. The Elections Panel administers disbursement and audits all campaign finance records within the period defined by statute following any election, not to exceed 90 days. Candidates who receive impermissible contributions must promptly report them and either return them to the contributor or remit them to the public campaign financing fund; the Legislature defines reporting timelines and procedures by statute.</w:t>
+        <w:t xml:space="preserve">Public Spectrum Access for Campaigns</w:t>
+      </w:r>
+    </w:p>
+    <w:p>
+      <w:pPr>
+        <w:spacing w:after="120" w:before="0"/>
+        <w:ind w:left="431"/>
+        <w:jc w:val="both"/>
+      </w:pPr>
+      <w:r>
+        <w:rPr>
+          <w:rFonts w:ascii="Garamond" w:cs="Garamond" w:eastAsia="Garamond" w:hAnsi="Garamond"/>
+          <w:b w:val="false"/>
+          <w:bCs w:val="false"/>
+          <w:i w:val="false"/>
+          <w:iCs w:val="false"/>
+          <w:color w:val="2a2520"/>
+          <w:sz w:val="22"/>
+          <w:szCs w:val="22"/>
+        </w:rPr>
+        <w:t xml:space="preserve">Licensees operating on public broadcast spectrum — including television, radio, and licensed carriers of automated political communications — shall provide equal free access to qualified candidates during the federal electoral period. The terms and quantity of access are defined by statute. The Elections Panel certifies compliance and publishes findings to the NRS.</w:t>
       </w:r>
     </w:p>
     <w:p>
@@ -4939,7 +5040,7 @@
           <w:sz w:val="22"/>
           <w:szCs w:val="22"/>
         </w:rPr>
-        <w:t xml:space="preserve">The Republic maintains three constitutionally independent Monitors — Legislative (LM), Executive (EM), and Judicial (JM) — each selected by bodies other than those it oversees. The Monitors hold an information-only mandate: they publish findings but do not issue binding orders. Each Monitor General serves a 10-year non-renewable term with a constitutionally protected funding floor. Failure of a Monitor to act does not extinguish constitutional authority or suspend any constitutional obligation, unless this Constitution explicitly provides otherwise. The Monitors are the Republic's independent auditors. Their mandate is to observe constitutional processes, verify factual and legal compliance, and publish expert findings to the NRS. Monitor findings carry the authority of expert analysis — available to any party, given due weight, and not binding on any constitutional actor. No Monitor finding or assessment is a prerequisite for any legal proceeding, constitutional mechanism, or governmental function. Any constitutional officer, chamber, or body may request a focused assessment from any Monitor within that Monitor’s audit mandate, specifying a date by which the assessment is required. The Monitor publishes the assessment by the requested date where practicable; where this is not practicable, the Monitor publishes the reason and an estimated completion date within five days of receiving the request. Persistent non-responsiveness to reasonable requests may be published by the other two Monitors as a non-responsiveness finding to the NRS. A requesting party may proceed with any constitutional process whether or not a requested assessment has been published.</w:t>
+        <w:t xml:space="preserve">The Republic maintains three constitutionally independent Monitors — Legislative (LM), Executive (EM), and Judicial (JM) — each selected by bodies other than those it oversees. Monitors hold an information-only mandate: they observe constitutional processes, verify compliance, and publish findings to the NRS. Findings are not binding on any constitutional actor and are not a prerequisite for any legal proceeding or governmental function. Each Monitor General serves a 10-year non-renewable term with a constitutionally protected funding floor. Failure of a Monitor to act does not extinguish constitutional authority or suspend any constitutional obligation. Any constitutional officer, chamber, or body may request a focused assessment from any Monitor within that Monitor’s mandate; the Monitor publishes the assessment by the requested date where practicable; a requesting party may proceed whether or not the assessment has been published. Persistent non-responsiveness to reasonable requests may be published by the other two Monitors as a non-responsiveness finding to the NRS.</w:t>
       </w:r>
     </w:p>
     <w:p>
@@ -5092,7 +5193,7 @@
           <w:sz w:val="22"/>
           <w:szCs w:val="22"/>
         </w:rPr>
-        <w:t xml:space="preserve">The JM audits the courts for judicial scope and independence, and conducts annual audits of the Elections Panel for electoral integrity compliance, including the administration of the Judicial Pool and all constitutional pools. The JM reviews accommodation compact compliance, Associated Community compact compliance under Article XX, and Article XVI indigenous compact obligations. The JM's mandate is procedural neutrality: ensuring that all functions requiring independence from political bias are conducted under an impartial constitutional authority. The JM's lottery-based selection makes it the appropriate body to administer all constitutional lottery draws and candidate certification functions throughout the Republic.</w:t>
+        <w:t xml:space="preserve">The JM audits the courts for judicial scope and independence, and conducts annual audits of the Elections Panel for electoral integrity compliance, including the administration of the Judicial Pool and all constitutional pools. The JM reviews compliance with compact agreements under Article XVI and Associated Community compact agreements under Article XX. The JM administers all constitutional lottery draws and candidate certification functions.</w:t>
       </w:r>
     </w:p>
     <w:p>
@@ -5192,7 +5293,7 @@
           <w:sz w:val="22"/>
           <w:szCs w:val="22"/>
         </w:rPr>
-        <w:t xml:space="preserve">Each Monitor is constituted through a process that structurally excludes the body being watched from selecting its watchers. The SC nominates the LM Monitor General, confirmed by national popular vote — the Legislature and both executives are entirely excluded. The Assembly Speaker and Senate Speaker jointly nominate the EM Monitor General, confirmed by national popular vote with JM audit findings on the nominee’s disclosure record published to the NRS before the vote — the executives are excluded and neither Speaker can act alone. The JM Monitor General is selected by public lottery from a pool of former judges audited by the LM and EM — the JM has no role in constituting or certifying its own candidate pool.</w:t>
+        <w:t xml:space="preserve">Each Monitor is constituted through a process that structurally excludes the body being watched from selecting its watchers. The SC nominates the LM Monitor General, confirmed by national popular vote. The Assembly Speaker and Senate Speaker jointly nominate the EM Monitor General, confirmed by national popular vote with JM audit findings on the nominee’s disclosure record published to the NRS before the vote. The JM Monitor General is selected by public lottery from a pool of former judges audited by the LM and EM.</w:t>
       </w:r>
     </w:p>
     <w:p>
@@ -5243,7 +5344,7 @@
           <w:sz w:val="22"/>
           <w:szCs w:val="22"/>
         </w:rPr>
-        <w:t xml:space="preserve">The LM Monitor General is nominated by the SC from a pool of qualified candidates maintained by the Elections Panel and audited jointly by the EM and JM, sufficiently in advance under the timeline defined by statute to ensure confirmation is complete before the transition under §3.13; confirmed by national popular vote at the next federal electoral period following nomination, by simple majority of votes cast. The confirmed successor assumes full Monitor General authority at the precise moment the incumbent’s term concludes under §3.13. If the confirmation vote fails, the §9.1.d acting mechanism activates and the SC initiates a new nomination from the pool within 60 days. The EM Monitor General is nominated jointly by the Assembly Speaker and Senate Speaker from a pool of qualified candidates maintained by the Elections Panel and audited jointly by the LM and JM, sufficiently in advance under the timeline defined by statute under §3.13; confirmed by national popular vote at the next federal electoral period following nomination, by simple majority of votes cast, with JM audit findings on the nominee’s disclosure record published to the NRS before the vote. The same timing and failed-vote provisions apply. Where the Assembly Speaker and Senate Speaker fail to jointly nominate within 60 days of a vacancy being published to the NRS, the Senate selects a nominee from the pool directly by 2/3 vote of full seated membership; the selected nominee proceeds to national popular vote confirmation on the same terms; the executives remain excluded from nomination under both paths. The JM Monitor General is selected by public lottery under §9.12 from the JM Candidate Pool under §9.4.a maintained by the Elections Panel, conducted at the statutory timeline under §3.13, sufficiently in advance to ensure seamless succession. The lottery-selected candidate is confirmed by national popular vote at the next federal electoral period following the draw, by simple majority of votes cast; the confirmed candidate assumes office at the precise moment the incumbent’s term concludes under §3.13. If the confirmation vote fails, the §9.1.d acting mechanism activates and the JMC conducts a new lottery from the pool within 60 days; the same confirmation process applies to the new selection. All Monitor Generals serve 10-year non-renewable terms. No two Monitor General terms may begin within 18 months of each other, ensuring continuous institutional knowledge across offices. The Elections Panel administers all Monitor General confirmation votes as part of the regular federal electoral period ballot.</w:t>
+        <w:t xml:space="preserve">All Monitor General confirmations follow the same process: the nominated or lottery-selected candidate is confirmed by national popular vote at the next federal electoral period by simple majority; timing is defined by statute to ensure seamless succession; if the confirmation vote fails, the §9.1.d acting mechanism activates and a new selection must begin within 60 days. The Elections Panel administers all confirmation votes. The LM Monitor General is nominated by the SC from the pool maintained by the Elections Panel and audited jointly by the EM and JM. The EM Monitor General is nominated jointly by the Assembly Speaker and Senate Speaker from the pool maintained by the Elections Panel and audited jointly by the LM and JM, with JM audit findings on the nominee’s disclosure record published to the NRS before the vote; where the Speakers fail to jointly nominate within 60 days of a vacancy, the Senate selects from the pool by 2/3 vote. The JM Monitor General is selected by public lottery under §9.12 from the JM Candidate Pool under §9.4.a. No two Monitor General terms may begin within 18 months of each other. The confirmed successor assumes full authority at the precise moment the incumbent’s term concludes.</w:t>
       </w:r>
     </w:p>
     <w:p>
@@ -5376,7 +5477,7 @@
           <w:sz w:val="22"/>
           <w:szCs w:val="22"/>
         </w:rPr>
-        <w:t xml:space="preserve">Supreme Court Candidate Registry</w:t>
+        <w:t xml:space="preserve">Judicial Pool — SC Eligibility Criteria</w:t>
       </w:r>
     </w:p>
     <w:p>
@@ -5549,27 +5650,27 @@
           <w:sz w:val="22"/>
           <w:szCs w:val="22"/>
         </w:rPr>
-        <w:t xml:space="preserve">Removal Grounds Review</w:t>
-      </w:r>
-    </w:p>
-    <w:p>
-      <w:pPr>
-        <w:spacing w:after="120" w:before="0"/>
-        <w:ind w:left="431"/>
-        <w:jc w:val="both"/>
-      </w:pPr>
-      <w:r>
-        <w:rPr>
-          <w:rFonts w:ascii="Garamond" w:cs="Garamond" w:eastAsia="Garamond" w:hAnsi="Garamond"/>
-          <w:b w:val="false"/>
-          <w:bCs w:val="false"/>
-          <w:i w:val="false"/>
-          <w:iCs w:val="false"/>
-          <w:color w:val="2a2520"/>
-          <w:sz w:val="22"/>
-          <w:szCs w:val="22"/>
-        </w:rPr>
-        <w:t xml:space="preserve">To initiate a standard track removal vote under §9.14, the charging party — a concurrent resolution of 1/3 of either chamber, or two of the three Monitors jointly — must file stated grounds with the SC. The SC determines within 14 days whether the stated grounds constitute at least one statutory removal category for the subject office as defined by the Legislature. If grounds are confirmed, duty suspension activates immediately and the Legislature may proceed to a removal vote. If grounds are not confirmed: the process closes and may not be reinitiated on the same or substantially similar grounds within six months. The SC reviews constitutional category only — it does not assess the factual merits or credibility of the underlying allegations. No per-proceeding panel is required; the SC performs this function directly. The Legislature defines the enumerated removal categories for each constitutionally confirmed office by statute; no removal vote may proceed without the SC’s categorical confirmation under this section. Where the SC fails to publish its determination within 14 days, the stated grounds are deemed confirmed by constitutional operation and duty suspension activates immediately; the Legislature may proceed to a removal vote as if grounds had been confirmed.</w:t>
+        <w:t xml:space="preserve">Monitor Removal Obstruction</w:t>
+      </w:r>
+    </w:p>
+    <w:p>
+      <w:pPr>
+        <w:spacing w:after="120" w:before="0"/>
+        <w:ind w:left="431"/>
+        <w:jc w:val="both"/>
+      </w:pPr>
+      <w:r>
+        <w:rPr>
+          <w:rFonts w:ascii="Garamond" w:cs="Garamond" w:eastAsia="Garamond" w:hAnsi="Garamond"/>
+          <w:b w:val="false"/>
+          <w:bCs w:val="false"/>
+          <w:i w:val="false"/>
+          <w:iCs w:val="false"/>
+          <w:color w:val="2a2520"/>
+          <w:sz w:val="22"/>
+          <w:szCs w:val="22"/>
+        </w:rPr>
+        <w:t xml:space="preserve">No constitutional actor may obstruct or delay a Monitor’s access to records, personnel, or systems within that Monitor’s audit mandate. Obstruction of a Monitor in the performance of its mandate is a constitutional breach, published to the NRS by the remaining two Monitors.</w:t>
       </w:r>
     </w:p>
     <w:p>
@@ -5771,7 +5872,7 @@
           <w:sz w:val="22"/>
           <w:szCs w:val="22"/>
         </w:rPr>
-        <w:t xml:space="preserve">The Elections Panel maintains all constitutional candidate registries and pools as the administrative keeper of record. The Elections Panel receives applications, stores records, provides public access via the NRS, and enters qualifying applicants into the relevant registry or pool by applying the published qualification requirements. The relevant Monitor’s ongoing audit encompasses the Elections Panel’s administration of each pool and registry; audit findings are published to the NRS. Any applicant excluded may appeal to the SC within 14 days on the sole ground that the qualification requirements were misapplied. Pool records and audit findings are public NRS records at all times. The Joint Monitor Council conducts the draw in a public session, certifies the result jointly, and publishes it to the NRS. Where selection is by deliberate nomination, the named officer nominates from pool members. Where confirmation is required, the Senate must act within the period defined by the establishing provision; failure to confirm within that period is a constitutional compliance breach. The JM monitors all constitutional pools annually and publishes a status report. The constitutional minimum for all pools is five eligible members; where a pool falls below five, the JM publishes a compliance breach and the relevant nominating bodies must act to restore the minimum within the period defined by statute. Where a pool reaches zero before an acting designation is made, the most senior eligible federal judge by continuous service who is not currently serving in any constitutional office serves as Acting officer until the pool is restored and a designation is made under the ordinary acting mechanism; this fallback applies only to judicial and Monitor pools.</w:t>
+        <w:t xml:space="preserve">The Elections Panel maintains all constitutional candidate registries and pools, including the Judicial Pool, and administers public access to their records via the NRS. Each pool is subject to ongoing Monitor audit; findings are published to the NRS. Any applicant excluded may appeal to the SC within 14 days on the sole ground that the qualification requirements were misapplied. Lottery draws are conducted by the JMC in a public session and published to the NRS. The constitutional minimum for all pools is five eligible members; where a pool falls below five, the JM publishes a compliance breach and the relevant nominating bodies must act to restore the minimum within the period defined by statute. Where a pool reaches zero before an acting designation is made, the most senior eligible federal judge by continuous service who is not currently serving in any constitutional office serves as Acting officer until the pool is restored; this fallback applies only to judicial and Monitor pools.</w:t>
       </w:r>
     </w:p>
     <w:p>
@@ -5857,27 +5958,76 @@
           <w:sz w:val="22"/>
           <w:szCs w:val="22"/>
         </w:rPr>
-        <w:t xml:space="preserve">Constitutional Officer Removal Framework</w:t>
-      </w:r>
-    </w:p>
-    <w:p>
-      <w:pPr>
-        <w:spacing w:after="120" w:before="0"/>
-        <w:ind w:left="431"/>
-        <w:jc w:val="both"/>
-      </w:pPr>
-      <w:r>
-        <w:rPr>
-          <w:rFonts w:ascii="Garamond" w:cs="Garamond" w:eastAsia="Garamond" w:hAnsi="Garamond"/>
-          <w:b w:val="false"/>
-          <w:bCs w:val="false"/>
-          <w:i w:val="false"/>
-          <w:iCs w:val="false"/>
-          <w:color w:val="2a2520"/>
-          <w:sz w:val="22"/>
-          <w:szCs w:val="22"/>
-        </w:rPr>
-        <w:t xml:space="preserve">This section governs for-cause removal of all constitutionally confirmed independent officers except Supreme Court justices (§4.3.b) and elected executives. Two removal tracks are available. Under the Standard Track, the charging party files stated grounds with the SC under §9.9; the SC confirms grounds within 14 days; duty suspension activates immediately on confirmation; removal requires a 2/3 vote of both chambers in a concurrent vote; no removal vote may be held within 180 days of a major national election without prior SC review within 48 hours. Under the Judicial Track, where two of the three Monitors jointly assess and report for-cause grounds and petition the SC, the SC determines within 30 days whether the certified grounds constitute sufficient cause for suspension; where the SC fails to rule within 30 days, cause is deemed found by constitutional operation; if cause is found or deemed found, the officer is suspended and the most senior deputy acts in the interim; the Senate has 60 days to hold a removal vote, with 3/5 required for permanent removal; a vote failing 3/5 reinstates the officer and closes the process; where the Senate fails to vote within 60 days, the matter is placed before the next federal electoral period ballot or a Legislature-set special election with a minimum 90-day notice period; removal by election requires 60% of votes cast. The Judicial Track is available where the Standard Track’s legislative threshold appears unreachable due to demonstrated political gridlock. Officers subject to this framework include the Monitor Generals and any other officers whose selection process is established by this Constitution rather than by statute. Officers of independent agencies established under §3.9 are not subject to this framework; their removal is governed by the statute establishing the relevant agency, which must preserve the for-cause removal principle. Provisions governing specific offices may cross-reference this section without restating its terms.</w:t>
+        <w:t xml:space="preserve">Constitutional Officer Removal — Standard Track</w:t>
+      </w:r>
+    </w:p>
+    <w:p>
+      <w:pPr>
+        <w:spacing w:after="120" w:before="0"/>
+        <w:ind w:left="431"/>
+        <w:jc w:val="both"/>
+      </w:pPr>
+      <w:r>
+        <w:rPr>
+          <w:rFonts w:ascii="Garamond" w:cs="Garamond" w:eastAsia="Garamond" w:hAnsi="Garamond"/>
+          <w:b w:val="false"/>
+          <w:bCs w:val="false"/>
+          <w:i w:val="false"/>
+          <w:iCs w:val="false"/>
+          <w:color w:val="2a2520"/>
+          <w:sz w:val="22"/>
+          <w:szCs w:val="22"/>
+        </w:rPr>
+        <w:t xml:space="preserve">This section governs for-cause removal of all constitutionally confirmed independent officers except Supreme Court justices under §4.3.b and elected executives. A concurrent resolution of 1/3 of either chamber, or two of the three Monitors jointly, may initiate removal by filing stated grounds with the SC. The SC determines within 14 days whether the stated grounds constitute at least one statutory removal category for the subject office; the SC reviews constitutional category only, not factual merits. If grounds are confirmed, duty suspension activates immediately and removal requires a 2/3 concurrent vote of both chambers; no removal vote may be held within 180 days of a major national election without prior SC review within 48 hours. If grounds are not confirmed, the process closes and may not be reinitiated on the same or substantially similar grounds within six months. Where the SC fails to rule within 14 days, grounds are deemed confirmed and duty suspension activates immediately. The Legislature defines enumerated removal categories for each constitutionally confirmed office by statute.</w:t>
+      </w:r>
+    </w:p>
+    <w:p>
+      <w:pPr>
+        <w:spacing w:after="60" w:before="200"/>
+        <w:ind w:left="431"/>
+        <w:jc w:val="left"/>
+      </w:pPr>
+      <w:r>
+        <w:rPr>
+          <w:rFonts w:ascii="Courier New" w:cs="Courier New" w:eastAsia="Courier New" w:hAnsi="Courier New"/>
+          <w:b/>
+          <w:bCs/>
+          <w:color w:val="1B2A4A"/>
+          <w:sz w:val="18"/>
+          <w:szCs w:val="18"/>
+        </w:rPr>
+        <w:t xml:space="preserve">§9.14.a  </w:t>
+      </w:r>
+      <w:r>
+        <w:rPr>
+          <w:rFonts w:ascii="Garamond" w:cs="Garamond" w:eastAsia="Garamond" w:hAnsi="Garamond"/>
+          <w:b/>
+          <w:bCs/>
+          <w:color w:val="1B2A4A"/>
+          <w:sz w:val="22"/>
+          <w:szCs w:val="22"/>
+        </w:rPr>
+        <w:t xml:space="preserve">Constitutional Officer Removal — Judicial Track</w:t>
+      </w:r>
+    </w:p>
+    <w:p>
+      <w:pPr>
+        <w:spacing w:after="120" w:before="0"/>
+        <w:ind w:left="431"/>
+        <w:jc w:val="both"/>
+      </w:pPr>
+      <w:r>
+        <w:rPr>
+          <w:rFonts w:ascii="Garamond" w:cs="Garamond" w:eastAsia="Garamond" w:hAnsi="Garamond"/>
+          <w:b w:val="false"/>
+          <w:bCs w:val="false"/>
+          <w:i w:val="false"/>
+          <w:iCs w:val="false"/>
+          <w:color w:val="2a2520"/>
+          <w:sz w:val="22"/>
+          <w:szCs w:val="22"/>
+        </w:rPr>
+        <w:t xml:space="preserve">The Judicial Track is available where the Standard Track’s legislative threshold appears unreachable due to demonstrated political gridlock. Where two of the three Monitors jointly assess and report for-cause grounds and petition the SC, the SC determines within 30 days whether the grounds constitute sufficient cause for suspension; where the SC fails to rule within 30 days, cause is deemed found. If cause is found or deemed found, the officer is suspended and the most senior deputy acts in the interim. The Senate has 60 days to hold a removal vote; 3/5 of full seated membership is required for permanent removal. A vote failing 3/5 reinstates the officer and closes the process. Where the Senate fails to vote within 60 days, the matter is placed before the next federal electoral period ballot; removal requires 60% of votes cast. Officers of independent agencies established under §3.9 are not subject to this framework; their removal is governed by the establishing statute, which must preserve the for-cause removal principle.</w:t>
       </w:r>
     </w:p>
     <w:p>
@@ -5947,7 +6097,7 @@
           <w:sz w:val="22"/>
           <w:szCs w:val="22"/>
         </w:rPr>
-        <w:t xml:space="preserve">The National Record System is the permanent, tamper-evident public record of the Republic — freely accessible to every Inhabitant at no cost. Every constitutional act, order, finding, certification, designation, declaration, and determination made under authority of this Constitution is published to the NRS as a permanent record. No provision of this Constitution need state this obligation individually; it applies universally by operation of this section. Where this Constitution specifies a publication timeline, that timeline governs; in all other cases, publication occurs at or before the effective moment of the act. Records may not be deleted, altered, or reclassified after publication; corrections are published as new entries alongside the original. Where the NRS Panel determines by unanimous vote that a record was published in error and its continued availability poses an imminent, specific, and documented threat to individual safety, the NRS Panel may temporarily restrict access for a period not to exceed 30 days while the SC reviews the restriction; the SC must rule within 14 days; the record is permanently restored unless the SC confirms the restriction on the narrowest possible grounds. The original record timestamp and the restriction record both remain as permanent NRS entries. The NRS must remain fully functional in the event of localized technical failure — no single point of failure is constitutionally acceptable. The Legislature defines technical standards by statute. The NRS includes a permanent historical archive of all prior legislative acts, executive orders, judicial decisions, and government documents dating to the Republic's founding. Records published to the NRS by any jurisdiction within the Republic are recognized as authentic by all other jurisdictions without re-certification. Monitor reports are permanently exempt from classification. Citizens may submit corrections or context to any NRS record through a public mechanism maintained by the LM; submissions are published alongside the original after accuracy review. The NRS is the record of government, not a condition of it. Government acts take legal effect from the moment of issuance regardless of NRS status; the publication obligation applies from the moment the NRS is restored. The JM maintains a continuously operating parallel authentication system, physically and logistically independent of the NRS, capable of authenticating and preserving all constitutional acts without NRS connectivity. This system operates in parallel at all times — not merely as a contingency — and records all authenticated acts with full constitutional effect from the moment of their issuance. Upon NRS restoration, all parallel system records migrate to the NRS as permanent records with their original issuance timestamps. Where the NRS has not been restored within 180 days, the parallel system becomes the constitutional record of the Republic; the Legislature must by statute establish permanent restoration obligations and timelines within 90 days of that threshold. The Legislature defines the technical specifications, security standards, and operational parameters of the parallel system by statute; the constitutional obligation to maintain it is absolute and its funding floor follows the NRS funding floor in this section. Funding for the NRS may not be reduced below the prior year’s level without a 2/3 vote of both chambers. Classification used to conceal a constitutional violation or illegal order is itself a constitutional offense.</w:t>
+        <w:t xml:space="preserve">The National Record System is the permanent, tamper-evident public record of the Republic — freely accessible to every Inhabitant at no cost. Every constitutional act, order, finding, certification, designation, declaration, and determination made under this Constitution is published to the NRS as a permanent record; no provision need state this obligation individually. Where a specific publication timeline is provided it governs; otherwise publication occurs at or before the effective moment of the act. Records may not be deleted, altered, or reclassified after publication; corrections are published as new entries alongside the original. Where the NRS Panel determines by unanimous vote that a record poses an imminent, specific, and documented threat to individual safety, it may temporarily restrict access for up to 30 days while the SC reviews the restriction; the SC must rule within 14 days; the record is permanently restored unless the SC confirms the restriction on the narrowest possible grounds. The original timestamp and the restriction record both remain as permanent NRS entries. Government acts take legal effect from the moment of issuance regardless of NRS status — the NRS is the record of government, not a condition of it. The JM maintains a continuously operating parallel authentication system, physically independent of the NRS, capable of preserving all constitutional acts with full constitutional effect from issuance; upon NRS restoration, parallel records migrate with their original timestamps. Where the NRS has not been restored within 180 days, the parallel system becomes the constitutional record; the Legislature must establish permanent restoration obligations by statute within 90 days of that threshold. The Legislature defines technical standards for both systems by statute. Records published by any Republic jurisdiction are recognized as authentic without re-certification. Monitor reports are permanently exempt from classification. Classification used to conceal a constitutional violation or illegal order is a constitutional offense. Funding for the NRS may not fall below the prior year’s level without a 2/3 vote of both chambers.</w:t>
       </w:r>
     </w:p>
     <w:p>
@@ -6096,7 +6246,7 @@
           <w:sz w:val="22"/>
           <w:szCs w:val="22"/>
         </w:rPr>
-        <w:t xml:space="preserve">No record may remain classified beyond 25 years from the date of original classification. A single 5-year extension may be granted where the responsible executive publishes a justification to the EM; the EM assesses whether the justification meets the statutory standard and publishes its finding to the NRS. No material may remain classified beyond 30 years under any circumstances. On expiry, the NRS Panel publishes the declassified record within 30 days of the classification ceiling date; this obligation is automatic and requires no further government act. All other classification periods, procedures, and review mechanisms are defined by statute within this ceiling.</w:t>
+        <w:t xml:space="preserve">No record may remain classified beyond 25 years from the date of original classification. A single 5-year extension may be granted where the responsible executive publishes a justification to the EM; the EM assesses whether the justification meets the statutory standard and publishes its finding to the NRS. On expiry, the NRS Panel publishes the declassified record within 30 days of the classification ceiling date; this obligation is automatic and requires no further government act. All other classification periods, procedures, and review mechanisms are defined by statute within this ceiling.</w:t>
       </w:r>
     </w:p>
     <w:p>
@@ -6174,7 +6324,7 @@
           <w:sz w:val="22"/>
           <w:szCs w:val="22"/>
         </w:rPr>
-        <w:t xml:space="preserve">Two constitutionally independent panels — the NRS Panel and the Elections Panel — operate the Republic’s permanent record infrastructure and electoral systems respectively. The NRS Panel operates the National Record System. The Elections Panel operates the National Voting System and administers all federal elections, referenda, and confirmation votes. Each panel is operationally independent of the other and of both executives and the Legislature in the exercise of its functions; neither panel may direct the other. The Legislature defines qualification standards, panel composition, term lengths, and operational parameters for each panel by statute; panel members are appointed through the independent agency process under §3.9. Each panel must have no fewer than five members at all times; the Legislature may not reduce either panel below this floor. No single appointing authority may hold a majority of appointments to either panel within any single electoral term. The Chair of each panel is its most senior member by continuous service; where two or more members have equal continuous service, the Chair is determined by lot conducted by the JMC. Each panel exercises only those ministerial functions expressly granted by this Constitution and by statute; neither panel holds legislative, executive, judicial, or policy authority.</w:t>
+        <w:t xml:space="preserve">Two constitutionally independent panels — the NRS Panel and the Elections Panel — operate the Republic’s permanent record infrastructure and electoral systems respectively. The NRS Panel operates the National Record System. The Elections Panel establishes and maintains the National Voting System, sets administrative and technical standards for federal elections, certifies election equipment for state procurement, audits state compliance with federal election standards, administers referenda and confirmation votes, and certifies all federal election results. Each panel is operationally independent of the other, of both executives, and of the Legislature in the exercise of its functions. The Legislature defines qualification standards, panel composition, term lengths, and operational parameters for each panel by statute; panel members are appointed through the independent agency process under §3.9. Each panel must have no fewer than five members at all times; the Legislature may not reduce either panel below this floor. No single appointing authority may hold a majority of appointments to either panel within any single electoral term. The Chair of each panel is its most senior member by continuous service; where two or more members have equal continuous service, the Chair is determined by lot conducted by the JMC. Each panel exercises only those ministerial functions expressly granted by this Constitution and by statute.</w:t>
       </w:r>
     </w:p>
     <w:p>
@@ -6225,7 +6375,7 @@
           <w:sz w:val="22"/>
           <w:szCs w:val="22"/>
         </w:rPr>
-        <w:t xml:space="preserve">The National Voting System must maintain three constitutionally required properties simultaneously: ballot secrecy (technically impossible to link any vote to any voter, including in post-election audits), public auditability (aggregate results mathematically verifiable by anyone with NRS access; every vote individually verifiable by the voter without revealing identity to any other party), and resilience (capable of operating in degraded conditions without compromising either secrecy or auditability). No information generated by the NVS — including voter participation records — may be shared with any government body or foreign entity for any purpose other than administering the relevant election. Every citizen holds the right to vote in federal elections. The Elections Panel issues and manages the Citizen Voting Credential, storing only cryptographic identifiers — not names or biometric data. Voter eligibility is verified through cryptographic matching against citizenship and residency records maintained separately from the NVS and accessible only for that purpose. States may offer early voting, mail-in ballots, and alternative participation methods provided all methods connect to the NVS and meet its constitutional standards. No State may reduce NVS access, functionality, or availability within its territory. No State may impose requirements or intermediaries that effectively reduce NVS access or impose burdens not present in direct NVS participation. Before each federal election window, the Elections Panel delivers to every eligible citizen the list of federal races on their ballot, NVS access procedures, and the certification timeline through at least two distinct channels.</w:t>
+        <w:t xml:space="preserve">The National Voting System must maintain three constitutionally required properties simultaneously: ballot secrecy (technically impossible to link any vote to any voter, including in post-election audits), public auditability (aggregate results mathematically verifiable by anyone with NRS access; every vote individually verifiable by the voter without revealing identity to any other party), and resilience (capable of operating in degraded conditions without compromising either secrecy or auditability). No information generated by the NVS — including voter participation records — may be shared with any government body or foreign entity for any purpose other than administering the relevant election. The Elections Panel issues and manages the Citizen Voting Credential, storing only cryptographic identifiers — not names or biometric data. Voter eligibility is verified through cryptographic matching against citizenship and residency records maintained separately from the NVS and accessible only for that purpose. No State may impose requirements or intermediaries that effectively reduce NVS access or impose burdens not present in direct NVS participation. Before each federal election window, the Elections Panel delivers to every eligible citizen the list of federal races on their ballot, NVS access procedures, and the certification timeline through at least two distinct channels.</w:t>
       </w:r>
     </w:p>
     <w:p>
@@ -6629,7 +6779,7 @@
           <w:sz w:val="22"/>
           <w:szCs w:val="22"/>
         </w:rPr>
-        <w:t xml:space="preserve">No government official may set their own compensation or the compensation of their direct supervisors. All official compensation is set by statute and is a public record on the NRS. Official benefits and accommodations beyond compensation reflect the functional requirements of the office, not the status of the officeholder. The Legislature may set the compensation of elected constitutional officers by statute. No change to any such compensation takes effect until after the next election for the relevant office following the session in which it was enacted. No benefit may exceed what the function genuinely requires. Departures from ordinary professional standards require a demonstrable operational need, documented and published to the NRS, and are limited to the minimum extent that need requires.</w:t>
+        <w:t xml:space="preserve">No government official may set their own compensation or the compensation of their direct supervisors. All official compensation is set by statute and is a public record on the NRS. The Legislature may by statute set the compensation of elected constitutional officers; no such change takes effect until after the next election for the relevant office following the session in which it was enacted. Official benefits and accommodations reflect the functional requirements of the office, not the status of the officeholder; no benefit may exceed what the function genuinely requires. Departures from ordinary professional standards require a demonstrable operational need, documented and published to the NRS, and are limited to the minimum extent that need requires.</w:t>
       </w:r>
     </w:p>
     <w:p>

--- a/Federated Republic Constitution 260613.docx
+++ b/Federated Republic Constitution 260613.docx
@@ -1659,7 +1659,7 @@
           <w:sz w:val="22"/>
           <w:szCs w:val="22"/>
         </w:rPr>
-        <w:t xml:space="preserve">The Legat Consul may use military force in immediate response to an active or imminent attack on Republic territory, citizens abroad, or treaty allies. Beyond immediate response, all use of military force requires legislative authorization. The Legat Consul must notify both chambers and the Civic Consul promptly upon any use of force, not to exceed 24 hours; the Legislature may define a shorter period by statute. Legislative authorization expires unless affirmatively renewed at intervals the Legislature defines by statute; the constitutional default on expiry is cessation of all operations — the burden is always on authorization, never on termination. Military expenditure requires Civic Consul certification throughout; expenditure without Civic Consul certification is void. All military operations must state and be consistent with an authorized purpose under §14.1.</w:t>
+        <w:t xml:space="preserve">The Legat Consul may use military force in immediate response to an active or imminent attack on Republic territory, citizens abroad, or treaty allies. Beyond immediate response, all use of military force requires legislative authorization. The Legat Consul must notify both chambers and the Civic Consul promptly upon any use of force, not to exceed 24 hours; the Legislature may define a shorter period by statute. Legislative authorization expires unless affirmatively renewed at intervals the Legislature defines by statute; the constitutional default on expiry is cessation of all operations — the burden is always on authorization, never on termination. Military expenditure is governed by §14.2. All military operations must state and be consistent with an authorized purpose under §14.1.</w:t>
       </w:r>
     </w:p>
     <w:p>
@@ -1812,7 +1812,7 @@
           <w:sz w:val="22"/>
           <w:szCs w:val="22"/>
         </w:rPr>
-        <w:t xml:space="preserve">The Civic Consul holds residual executive authority over all functions not enumerated to the Legat Consul. To hold the office of Civic Consul, a person must have been a citizen for at least 7 years at the time of taking office and must hold no federal felony conviction. No other eligibility requirement applies. The Civic Consul serves at the confidence of the Assembly, subject to removal under §2.6. No person may serve more than 8 years in total as Civic Consul across all periods of service; this limit is cumulative and permanent regardless of interruption. The Civic Consul's domestic authority includes: all domestic policy and regulatory frameworks; the annual budget, which must originate with the Civic Consul and pass the Assembly; certification of military expenditure; the civil service; and administration of the social state under Article XII. The Civic Consul may declare a domestic emergency in response to natural disaster, public health crisis, or infrastructure failure, subject to the constraints of Article I and renewable Assembly approval at intervals defined by statute; in the absence of a statutory interval, the constitutional default is 30 days. The Legat Consul has no role in domestic emergencies. The Civic Consul has the right to be informed on matters within the Legat Consul’s domain that bear on domestic interests or create domestic fiscal obligations. No classification or domain assertion may be used to withhold such information from the Civic Consul. The Legat Consul shall consult the Civic Consul on compact negotiations under Article XVI and on trade agreement provisions creating direct domestic fiscal obligations; the Civic Consul’s response is advisory and does not constitute a concurrence requirement.</w:t>
+        <w:t xml:space="preserve">The Civic Consul holds residual executive authority over all functions not enumerated to the Legat Consul. To hold the office of Civic Consul, a person must have been a citizen for at least 7 years at the time of taking office and must hold no federal felony conviction. No other eligibility requirement applies. The Civic Consul serves at the confidence of the Assembly, subject to removal under §2.6. No person may serve more than 8 years in total as Civic Consul across all periods of service; this limit is cumulative and permanent regardless of interruption. The Civic Consul's domestic authority includes: all domestic policy and regulatory frameworks; the annual budget, which must originate with the Civic Consul and pass the Assembly; the civil service; and administration of the social state under Article XII. The Civic Consul may declare a domestic emergency in response to natural disaster, public health crisis, or infrastructure failure, subject to the constraints of Article I and renewable Assembly approval at intervals defined by statute; in the absence of a statutory interval, the constitutional default is 30 days. The Legat Consul has no role in domestic emergencies. The Civic Consul has the right to be informed on matters within the Legat Consul’s domain that bear on domestic interests or create domestic fiscal obligations. No classification or domain assertion may be used to withhold such information from the Civic Consul. The Legat Consul shall consult the Civic Consul on compact negotiations under Article XVI and on trade agreement provisions creating direct domestic fiscal obligations; the Civic Consul’s response is advisory and does not constitute a concurrence requirement.</w:t>
       </w:r>
     </w:p>
     <w:p>
@@ -2322,7 +2322,7 @@
           <w:sz w:val="22"/>
           <w:szCs w:val="22"/>
         </w:rPr>
-        <w:t xml:space="preserve">The Legat Consul may be removed on two independent tracks. Under the legislative track, 2/3 of both chambers in a concurrent vote on grounds of constitutional breach, demonstrated permanent incapacity, or conviction for a disqualifying offense. Either chamber may request a JMC assessment as part of the proceedings; any such assessment is published to the NRS. Under the popular track, a Senate majority may refer the question to a national recall referendum administered within the period defined by statute. The Legat Consul is removed if the referendum achieves 60% of votes cast under §13.4 with a minimum 55% citizen participation. A failed referendum may not be re-initiated within the same Legat Consul's term. The Senate Speaker holds Acting Consular Authority from the moment of Senate referral published to the NRS — no active assumption is required or permitted. The military compliance obligations established in §2.9 apply to this transfer.</w:t>
+        <w:t xml:space="preserve">The Legat Consul may be removed on two independent tracks. Under the legislative track, 2/3 of both chambers in a concurrent vote on grounds of constitutional breach, demonstrated permanent incapacity, or conviction for a disqualifying offense. Either chamber may request a JMC assessment as part of the proceedings; any such assessment is published to the NRS. Under the popular track, a Senate majority may refer the question to a national recall referendum administered within the period defined by statute. The Legat Consul is removed if the referendum achieves 60% of votes cast under §13.3 with a minimum 55% citizen participation. A failed referendum may not be re-initiated within the same Legat Consul's term. The Senate Speaker holds Acting Consular Authority from the moment of Senate referral published to the NRS — no active assumption is required or permitted. The military compliance obligations established in §2.9 apply to this transfer.</w:t>
       </w:r>
     </w:p>
     <w:p>
@@ -6324,7 +6324,7 @@
           <w:sz w:val="22"/>
           <w:szCs w:val="22"/>
         </w:rPr>
-        <w:t xml:space="preserve">Two constitutionally independent panels — the NRS Panel and the Elections Panel — operate the Republic’s permanent record infrastructure and electoral systems respectively. The NRS Panel operates the National Record System. The Elections Panel establishes and maintains the National Voting System, sets administrative and technical standards for federal elections, certifies election equipment for state procurement, audits state compliance with federal election standards, administers referenda and confirmation votes, and certifies all federal election results. Each panel is operationally independent of the other, of both executives, and of the Legislature in the exercise of its functions. The Legislature defines qualification standards, panel composition, term lengths, and operational parameters for each panel by statute; panel members are appointed through the independent agency process under §3.9. Each panel must have no fewer than five members at all times; the Legislature may not reduce either panel below this floor. No single appointing authority may hold a majority of appointments to either panel within any single electoral term. The Chair of each panel is its most senior member by continuous service; where two or more members have equal continuous service, the Chair is determined by lot conducted by the JMC. Each panel exercises only those ministerial functions expressly granted by this Constitution and by statute.</w:t>
+        <w:t xml:space="preserve">Two constitutionally independent panels — the NRS Panel and the Elections Panel — operate the Republic’s permanent record infrastructure and electoral systems respectively. The NRS Panel operates the National Record System. The Elections Panel establishes and maintains the National Voting System, sets administrative and technical standards for federal elections, certifies election equipment for state procurement, audits state compliance with federal election standards, administers referenda and confirmation votes, and certifies all federal election results. Where the Elections Panel certifies a State’s election system as non-compliant before an election, the Panel may withhold result certification for affected districts pending compliance or a special election under §7.3.a. Each panel is operationally independent of the other, of both executives, and of the Legislature in the exercise of its functions. The Legislature defines qualification standards, panel composition, term lengths, and operational parameters for each panel by statute; panel members are appointed through the independent agency process under §3.9. Each panel must have no fewer than five members at all times; the Legislature may not reduce either panel below this floor. No single appointing authority may hold a majority of appointments to either panel within any single electoral term. The Chair of each panel is its most senior member by continuous service; where two or more members have equal continuous service, the Chair is determined by lot conducted by the JMC. Each panel exercises only those ministerial functions expressly granted by this Constitution and by statute.</w:t>
       </w:r>
     </w:p>
     <w:p>
@@ -6957,7 +6957,7 @@
           <w:sz w:val="22"/>
           <w:szCs w:val="22"/>
         </w:rPr>
-        <w:t xml:space="preserve">Citizens may initiate a national referendum to repeal enacted legislation by petition of 5% of eligible voters within 90 days of enactment. Laws that solely or primarily expand an Article I right, budget laws, and laws implementing a constitutionally mandated obligation are ineligible. The Elections Panel applies these ineligibility categories when administering petitions; the LM’s ongoing audit of legislative compliance encompasses published findings on the character of enacted laws, which the Elections Panel and any party may reference. Any eligibility determination is challengeable in the Appellate Court within 14 days. If the threshold is met, the Elections Panel administers the referendum within 90 days of verification. A simple majority of votes cast, subject to a turnout threshold defined by the Legislature not to exceed 50%, repeals the law immediately upon certification. A failed referendum cannot be re-initiated on the same or substantially similar grounds for 5 years; the Legislature may re-enact a repealed law, which is again subject to referendum.</w:t>
+        <w:t xml:space="preserve">Citizens may initiate a national referendum to repeal enacted legislation. The petition process begins within 90 days of enactment and proceeds in two phases, each authenticated through the NVS using Citizen Voting Credentials. Phase One, lasting up to 8 months, requires signatures from citizens in at least one-third of all States and Territories, with no single State or Territory contributing more than the share defined by statute. Phase Two, lasting up to 8 months following Phase One’s completion, requires signatures from 5% of eligible voters nationally; signatures gathered in Phase One carry over and count toward this threshold. Laws that solely or primarily expand an Article I right, budget laws, and laws implementing a constitutionally mandated obligation are ineligible. The Elections Panel applies these ineligibility categories when administering petitions; the LM’s ongoing audit of legislative compliance encompasses published findings on the character of enacted laws, which the Elections Panel and any party may reference. Any eligibility determination is challengeable in the Appellate Court within 14 days. If the threshold is met, the Elections Panel administers the referendum within 90 days of verification. A simple majority of votes cast, subject to a turnout threshold defined by the Legislature not to exceed 50%, repeals the law immediately upon certification. A failed referendum may not be re-initiated on the same or substantially similar grounds; the Legislature may re-enact a repealed law, which is again subject to referendum.</w:t>
       </w:r>
     </w:p>
     <w:p>
@@ -7008,7 +7008,7 @@
           <w:sz w:val="22"/>
           <w:szCs w:val="22"/>
         </w:rPr>
-        <w:t xml:space="preserve">Citizens may propose legislation directly to the Legislature by petition of 10% of eligible voters. The Legislature must vote on the proposal within 90 days; if it fails or is not voted on, the proposal proceeds to a direct citizen referendum; passage requires 60% of votes cast with at least 50% citizen participation.</w:t>
+        <w:t xml:space="preserve">Citizens may propose legislation directly to the Legislature. The petition process proceeds in two phases, each authenticated through the NVS using Citizen Voting Credentials. Phase One, lasting up to 10 months, requires signatures from citizens in at least one-third of all States and Territories, with no single State or Territory contributing more than the share defined by statute. Phase Two, lasting up to 10 months following Phase One’s completion, requires signatures from 10% of eligible voters nationally; signatures gathered in Phase One carry over and count toward this threshold. Once the threshold is met, the Legislature must vote on the proposal within 90 days; if it fails or is not voted on, the proposal proceeds to a direct citizen referendum; passage requires 60% of votes cast with at least 50% citizen participation. A failed initiative may not be re-initiated on the same or substantially similar grounds.</w:t>
       </w:r>
     </w:p>
     <w:p>
@@ -7033,57 +7033,6 @@
           <w:rFonts w:ascii="Garamond" w:cs="Garamond" w:eastAsia="Garamond" w:hAnsi="Garamond"/>
           <w:b/>
           <w:bCs/>
-          <w:i w:val="false"/>
-          <w:iCs w:val="false"/>
-          <w:color w:val="1B2A4A"/>
-          <w:sz w:val="22"/>
-          <w:szCs w:val="22"/>
-        </w:rPr>
-        <w:t xml:space="preserve">Local Government</w:t>
-      </w:r>
-    </w:p>
-    <w:p>
-      <w:pPr>
-        <w:spacing w:after="120" w:before="0"/>
-        <w:ind w:left="431"/>
-        <w:jc w:val="both"/>
-      </w:pPr>
-      <w:r>
-        <w:rPr>
-          <w:rFonts w:ascii="Garamond" w:cs="Garamond" w:eastAsia="Garamond" w:hAnsi="Garamond"/>
-          <w:b w:val="false"/>
-          <w:bCs w:val="false"/>
-          <w:i w:val="false"/>
-          <w:iCs w:val="false"/>
-          <w:color w:val="2a2520"/>
-          <w:sz w:val="22"/>
-          <w:szCs w:val="22"/>
-        </w:rPr>
-        <w:t xml:space="preserve">Local governments — cities, counties, municipalities, and other subdivisions — receive constitutional recognition as primary points of contact between citizens and government. They are entitled to reasonable fiscal capacity to carry out their constitutional functions. States may not systematically defund local governments to achieve de facto centralization of State-level functions.</w:t>
-      </w:r>
-    </w:p>
-    <w:p>
-      <w:pPr>
-        <w:spacing w:after="60" w:before="200"/>
-        <w:ind w:left="431"/>
-        <w:jc w:val="left"/>
-      </w:pPr>
-      <w:r>
-        <w:rPr>
-          <w:rFonts w:ascii="Courier New" w:cs="Courier New" w:eastAsia="Courier New" w:hAnsi="Courier New"/>
-          <w:b/>
-          <w:bCs/>
-          <w:color w:val="1B2A4A"/>
-          <w:sz w:val="18"/>
-          <w:szCs w:val="18"/>
-        </w:rPr>
-        <w:t xml:space="preserve">§13.4  </w:t>
-      </w:r>
-      <w:r>
-        <w:rPr>
-          <w:rFonts w:ascii="Garamond" w:cs="Garamond" w:eastAsia="Garamond" w:hAnsi="Garamond"/>
-          <w:b/>
-          <w:bCs/>
           <w:color w:val="1B2A4A"/>
           <w:sz w:val="22"/>
           <w:szCs w:val="22"/>
@@ -7108,7 +7057,7 @@
           <w:sz w:val="22"/>
           <w:szCs w:val="22"/>
         </w:rPr>
-        <w:t xml:space="preserve">60% of votes cast is the constitutional threshold for all direct electoral supermajority determinations. This threshold applies wherever this Constitution requires a supermajority outcome in a citizen vote rather than a legislative vote: the consular first-round threshold at which the State plurality requirement is waived (§7.2); public confirmation of a Supreme Court justice under the Senate bypass mechanism (§4.4.a); and public election removal of a constitutional officer under the Judicial Track (§9.14). The Legislature may not set a higher or lower threshold for any direct electoral supermajority determination without a constitutional amendment. This provision does not govern the optional referendum under §13.1 (simple majority of votes cast subject to a 50% turnout ceiling) or the citizen legislative initiative under §13.2 (60% of votes cast with at least 50% participation where the Legislature has not acted); it governs determinations that require constitutional supermajority democratic consent.</w:t>
+        <w:t xml:space="preserve">60% of votes cast is the constitutional threshold for all direct electoral supermajority determinations. This threshold applies wherever this Constitution requires a supermajority outcome in a citizen vote rather than a legislative vote: the consular first-round threshold at which the State plurality requirement is waived (§7.2); public confirmation of a Supreme Court justice under the Senate bypass mechanism (§4.4.a); and public election removal of a constitutional officer under the Judicial Track (§9.14.a). The Legislature may not set a higher or lower threshold for any direct electoral supermajority determination without a constitutional amendment. This provision does not govern the optional referendum under §13.1 or the citizen legislative initiative under §13.2, which state their own thresholds; it governs determinations that require constitutional supermajority democratic consent.</w:t>
       </w:r>
     </w:p>
     <w:p>
@@ -7186,7 +7135,7 @@
           <w:sz w:val="22"/>
           <w:szCs w:val="22"/>
         </w:rPr>
-        <w:t xml:space="preserve">Military force serves two authorized purposes: protection of the Republic's territory, citizens, and treaty allies; and, with legislative authorization stating the specific grounds, response to genocide as recognized under international law. Three purposes are explicitly prohibited regardless of legislative authorization: the installation, support, or maintenance of a specific governmental structure in another sovereign state; resource extraction; and ideological imposition. Legislative authorization must state which authorized purpose it serves; authorization that cannot be linked to an authorized purpose is constitutionally void.</w:t>
+        <w:t xml:space="preserve">Military force serves two authorized purposes: protection of the Republic's territory, citizens, and treaty allies; and, with legislative authorization stating the specific grounds, response to crimes against humanity as defined under international law. The Legislature applies that definition directly in each authorization; no prior international recognition or finding is required. Three purposes are explicitly prohibited regardless of legislative authorization: the installation, support, or maintenance of a specific governmental structure in another sovereign state; resource extraction; and ideological imposition. Legislative authorization must state which authorized purpose it serves; authorization that cannot be linked to an authorized purpose is constitutionally void.</w:t>
       </w:r>
     </w:p>
     <w:p>
@@ -7237,7 +7186,47 @@
           <w:sz w:val="22"/>
           <w:szCs w:val="22"/>
         </w:rPr>
-        <w:t xml:space="preserve">Military expenditure is authorized through Civic Consul certification concurrent with legislative authorization. No military operation may be funded without Civic Consul certification; the Civic Consul may certify, condition, or decline certification on any operation. Expenditure in categories not covered by the certification requires supplementary Civic Consul certification. When legislative authorization expires or is not renewed, all military expenditure ceases; ongoing contracts may continue to wind down for the period the Legislature defines by statute; no new commitments may be entered after authorization expires. The EM audits all military expenditure during active operations and publishes findings to the NRS. Within the period the Legislature defines by statute following the conclusion of any military operation, not to exceed 180 days, the EM publishes a comprehensive expenditure accountability report. Where the Civic Consul declines certification for ongoing military operations that have been legislatively authorized, previously certified operational expenditure continues at maintenance-only levels for the period the Legislature defines by statute — covering only operations explicitly within the prior authorization, with no escalations, expansions, or new commitments permitted; the Legat Consul must publish notice of the certification refusal to the NRS within 24 hours with stated grounds; both chambers must be notified simultaneously; if the Legislature does not act within the maintenance period, all expenditure ceases. A Civic Consul who declines certification bears the same constitutional attribution for the consequences of that decision as a Legat Consul who orders an operation.</w:t>
+        <w:t xml:space="preserve">Military expenditure requires legislative authorization under §14.1 and budget passage under §2.5; the Legat Consul executes that funding. Where authorization specifies categories or amounts, the Legat Consul is bound by them; otherwise, the Legat Consul determines allocation within the authorized total.</w:t>
+      </w:r>
+    </w:p>
+    <w:p>
+      <w:pPr>
+        <w:spacing w:after="120" w:before="0"/>
+        <w:ind w:left="431"/>
+        <w:jc w:val="both"/>
+      </w:pPr>
+      <w:r>
+        <w:rPr>
+          <w:rFonts w:ascii="Garamond" w:cs="Garamond" w:eastAsia="Garamond" w:hAnsi="Garamond"/>
+          <w:b w:val="false"/>
+          <w:bCs w:val="false"/>
+          <w:i w:val="false"/>
+          <w:iCs w:val="false"/>
+          <w:color w:val="2a2520"/>
+          <w:sz w:val="22"/>
+          <w:szCs w:val="22"/>
+        </w:rPr>
+        <w:t xml:space="preserve">The Legat Consul answers public questions before the Senate at intervals defined by statute and provides classified briefings to the Senate during active operations. Neither obligation constitutes Senate approval or conditions the Legat Consul’s authority to act. The Legat Consul keeps the Civic Consul informed of expenditure and its budgetary implications through the Council of Ministers under §2.14.</w:t>
+      </w:r>
+    </w:p>
+    <w:p>
+      <w:pPr>
+        <w:spacing w:after="120" w:before="0"/>
+        <w:ind w:left="431"/>
+        <w:jc w:val="both"/>
+      </w:pPr>
+      <w:r>
+        <w:rPr>
+          <w:rFonts w:ascii="Garamond" w:cs="Garamond" w:eastAsia="Garamond" w:hAnsi="Garamond"/>
+          <w:b w:val="false"/>
+          <w:bCs w:val="false"/>
+          <w:i w:val="false"/>
+          <w:iCs w:val="false"/>
+          <w:color w:val="2a2520"/>
+          <w:sz w:val="22"/>
+          <w:szCs w:val="22"/>
+        </w:rPr>
+        <w:t xml:space="preserve">When legislative authorization expires or lapses, all expenditure ceases; contracts may wind down for up to 90 days, with no new commitments permitted after expiration. The EM audits expenditure during active operations and publishes findings to the NRS, including intelligence activities conducted in support of those operations, published in classified summary form. The EM publishes a comprehensive accountability report within 180 days of an operation’s conclusion.</w:t>
       </w:r>
     </w:p>
     <w:p>
@@ -7268,27 +7257,27 @@
           <w:sz w:val="22"/>
           <w:szCs w:val="22"/>
         </w:rPr>
-        <w:t xml:space="preserve">Military Intelligence Operations</w:t>
-      </w:r>
-    </w:p>
-    <w:p>
-      <w:pPr>
-        <w:spacing w:after="120" w:before="0"/>
-        <w:ind w:left="431"/>
-        <w:jc w:val="both"/>
-      </w:pPr>
-      <w:r>
-        <w:rPr>
-          <w:rFonts w:ascii="Garamond" w:cs="Garamond" w:eastAsia="Garamond" w:hAnsi="Garamond"/>
-          <w:b w:val="false"/>
-          <w:bCs w:val="false"/>
-          <w:i w:val="false"/>
-          <w:iCs w:val="false"/>
-          <w:color w:val="2a2520"/>
-          <w:sz w:val="22"/>
-          <w:szCs w:val="22"/>
-        </w:rPr>
-        <w:t xml:space="preserve">Intelligence capabilities used in support of authorized military operations are subject to the §2.3 warrant requirement at all times — no military operation authorizes domestic intelligence collection against citizens without independent judicial authorization. Intelligence activities must be published to the NRS in classified summary form within the period defined by statute following military operations being fully concluded.</w:t>
+        <w:t xml:space="preserve">Military Accountability</w:t>
+      </w:r>
+    </w:p>
+    <w:p>
+      <w:pPr>
+        <w:spacing w:after="120" w:before="0"/>
+        <w:ind w:left="431"/>
+        <w:jc w:val="both"/>
+      </w:pPr>
+      <w:r>
+        <w:rPr>
+          <w:rFonts w:ascii="Garamond" w:cs="Garamond" w:eastAsia="Garamond" w:hAnsi="Garamond"/>
+          <w:b w:val="false"/>
+          <w:bCs w:val="false"/>
+          <w:i w:val="false"/>
+          <w:iCs w:val="false"/>
+          <w:color w:val="2a2520"/>
+          <w:sz w:val="22"/>
+          <w:szCs w:val="22"/>
+        </w:rPr>
+        <w:t xml:space="preserve">Within the period defined by statute following legislative military authorization being renewed for a second time, the Legat Consul submits a Transition and Reconstruction Plan to the Senate specifying the Republic’s post-conflict obligations: status of alliance obligations, civilian reconstruction support, transitional justice support, and withdrawal timeline. The Senate reviews and approves the Plan, and may amend it in consultation and coordination with the Legat Consul. The approved Plan is published to the NRS and is binding on both executives within their respective domains. Legislative authorization may not be renewed beyond that point unless the Senate has approved a Plan; where authorization is not renewed, expenditure ceases under §14.2.</w:t>
       </w:r>
     </w:p>
     <w:p>
@@ -7319,57 +7308,6 @@
           <w:sz w:val="22"/>
           <w:szCs w:val="22"/>
         </w:rPr>
-        <w:t xml:space="preserve">Military Accountability</w:t>
-      </w:r>
-    </w:p>
-    <w:p>
-      <w:pPr>
-        <w:spacing w:after="120" w:before="0"/>
-        <w:ind w:left="431"/>
-        <w:jc w:val="both"/>
-      </w:pPr>
-      <w:r>
-        <w:rPr>
-          <w:rFonts w:ascii="Garamond" w:cs="Garamond" w:eastAsia="Garamond" w:hAnsi="Garamond"/>
-          <w:b w:val="false"/>
-          <w:bCs w:val="false"/>
-          <w:i w:val="false"/>
-          <w:iCs w:val="false"/>
-          <w:color w:val="2a2520"/>
-          <w:sz w:val="22"/>
-          <w:szCs w:val="22"/>
-        </w:rPr>
-        <w:t xml:space="preserve">Within the period defined by statute following legislative military authorization being renewed for a second time, the Senate must approve a Transition and Reconstruction Plan specifying the Republic's post-conflict obligations: status of alliance obligations, civilian reconstruction support, transitional justice support, and withdrawal timeline. The Plan is published to the NRS and is binding on both executives within their respective domains. If the Senate fails to approve a Plan within the required period, that failure is a constitutional compliance breach; the Civic Consul may provisionally extend expenditure certification for continued operations for up to 60 days total in two 30-day extensions, each requiring Civic Consul notification to the Senate and publication to the NRS confirming that the certified expenditure remains within the Declaration's scope; operational authority over those operations remains with the Legat Consul throughout. Once the two extensions are exhausted, no further authorization renewals are permitted until the Senate approves a Plan.</w:t>
-      </w:r>
-    </w:p>
-    <w:p>
-      <w:pPr>
-        <w:spacing w:after="60" w:before="200"/>
-        <w:ind w:left="431"/>
-        <w:jc w:val="left"/>
-      </w:pPr>
-      <w:r>
-        <w:rPr>
-          <w:rFonts w:ascii="Courier New" w:cs="Courier New" w:eastAsia="Courier New" w:hAnsi="Courier New"/>
-          <w:b/>
-          <w:bCs/>
-          <w:color w:val="1B2A4A"/>
-          <w:sz w:val="18"/>
-          <w:szCs w:val="18"/>
-        </w:rPr>
-        <w:t xml:space="preserve">§14.5  </w:t>
-      </w:r>
-      <w:r>
-        <w:rPr>
-          <w:rFonts w:ascii="Garamond" w:cs="Garamond" w:eastAsia="Garamond" w:hAnsi="Garamond"/>
-          <w:b/>
-          <w:bCs/>
-          <w:i w:val="false"/>
-          <w:iCs w:val="false"/>
-          <w:color w:val="1B2A4A"/>
-          <w:sz w:val="22"/>
-          <w:szCs w:val="22"/>
-        </w:rPr>
         <w:t xml:space="preserve">Treaty-Based Military Authorization</w:t>
       </w:r>
     </w:p>
@@ -7390,7 +7328,7 @@
           <w:sz w:val="22"/>
           <w:szCs w:val="22"/>
         </w:rPr>
-        <w:t xml:space="preserve">Where an existing treaty requires military action, the Legat Consul may act immediately and must notify both chambers and the Civic Consul within 12 hours, citing the specific treaty obligation triggered. Senate ratification of a treaty by the required supermajority constitutes legislative authorization for all military actions required by that treaty when its obligations are triggered; no separate legislative authorization is required for operations the treaty obligates. The Legislature’s authority over treaty-based operations runs through appropriations and through the treaty withdrawal mechanism under §3.6. Civic Consul certification of expenditure applies from the moment of action under §14.2.</w:t>
+        <w:t xml:space="preserve">Where an existing treaty requires military action, the Legat Consul may act immediately and must notify both chambers and the Civic Consul within 12 hours, citing the specific treaty obligation triggered. Senate ratification of a treaty by the required supermajority constitutes legislative authorization for all military actions required by that treaty when its obligations are triggered; no separate legislative authorization is required for operations the treaty obligates. The Legislature’s authority over treaty-based operations runs through appropriations and through the treaty withdrawal mechanism under §3.6. The oversight and accountability provisions of §14.2 apply from the moment of action.</w:t>
       </w:r>
     </w:p>
     <w:p>
@@ -7775,6 +7713,57 @@
           <w:szCs w:val="22"/>
         </w:rPr>
         <w:t xml:space="preserve">A State's constitutional boundaries are fixed. No constitutional mechanism permits a State to divide directly into two or more States — the separating portion must first become a Territory before seeking independent Statehood. The Republic's territorial extent may only be reduced by the consent of the affected population through a parliamentary amendment with Popular Ratification, or through a citizen initiative amendment — parliamentary amendment with State Ratification alone is insufficient. A State may not secede by ordinary statute or State referendum alone. No executive action may alter the Republic's territorial extent. A status election under §16.7 constitutes the consent mechanism required by this section for the purposes of indigenous territorial transitions; no additional Popular Ratification is required.</w:t>
+      </w:r>
+    </w:p>
+    <w:p>
+      <w:pPr>
+        <w:spacing w:after="60" w:before="200"/>
+        <w:ind w:left="431"/>
+        <w:jc w:val="left"/>
+      </w:pPr>
+      <w:r>
+        <w:rPr>
+          <w:rFonts w:ascii="Courier New" w:cs="Courier New" w:eastAsia="Courier New" w:hAnsi="Courier New"/>
+          <w:b/>
+          <w:bCs/>
+          <w:color w:val="1B2A4A"/>
+          <w:sz w:val="18"/>
+          <w:szCs w:val="18"/>
+        </w:rPr>
+        <w:t xml:space="preserve">§15.8  </w:t>
+      </w:r>
+      <w:r>
+        <w:rPr>
+          <w:rFonts w:ascii="Garamond" w:cs="Garamond" w:eastAsia="Garamond" w:hAnsi="Garamond"/>
+          <w:b/>
+          <w:bCs/>
+          <w:i w:val="false"/>
+          <w:iCs w:val="false"/>
+          <w:color w:val="1B2A4A"/>
+          <w:sz w:val="22"/>
+          <w:szCs w:val="22"/>
+        </w:rPr>
+        <w:t xml:space="preserve">Local Government</w:t>
+      </w:r>
+    </w:p>
+    <w:p>
+      <w:pPr>
+        <w:spacing w:after="120" w:before="0"/>
+        <w:ind w:left="431"/>
+        <w:jc w:val="both"/>
+      </w:pPr>
+      <w:r>
+        <w:rPr>
+          <w:rFonts w:ascii="Garamond" w:cs="Garamond" w:eastAsia="Garamond" w:hAnsi="Garamond"/>
+          <w:b w:val="false"/>
+          <w:bCs w:val="false"/>
+          <w:i w:val="false"/>
+          <w:iCs w:val="false"/>
+          <w:color w:val="2a2520"/>
+          <w:sz w:val="22"/>
+          <w:szCs w:val="22"/>
+        </w:rPr>
+        <w:t xml:space="preserve">Local governments — cities, counties, municipalities, and other subdivisions — receive constitutional recognition as primary points of contact between citizens and government. They are entitled to reasonable fiscal capacity to carry out their constitutional functions. States may not systematically defund local governments to achieve de facto centralization of State-level functions.</w:t>
       </w:r>
     </w:p>
     <w:p>

--- a/Federated Republic Constitution 260613.docx
+++ b/Federated Republic Constitution 260613.docx
@@ -6957,7 +6957,7 @@
           <w:sz w:val="22"/>
           <w:szCs w:val="22"/>
         </w:rPr>
-        <w:t xml:space="preserve">Citizens may initiate a national referendum to repeal enacted legislation. The petition process begins within 90 days of enactment and proceeds in two phases, each authenticated through the NVS using Citizen Voting Credentials. Phase One, lasting up to 8 months, requires signatures from citizens in at least one-third of all States and Territories, with no single State or Territory contributing more than the share defined by statute. Phase Two, lasting up to 8 months following Phase One’s completion, requires signatures from 5% of eligible voters nationally; signatures gathered in Phase One carry over and count toward this threshold. Laws that solely or primarily expand an Article I right, budget laws, and laws implementing a constitutionally mandated obligation are ineligible. The Elections Panel applies these ineligibility categories when administering petitions; the LM’s ongoing audit of legislative compliance encompasses published findings on the character of enacted laws, which the Elections Panel and any party may reference. Any eligibility determination is challengeable in the Appellate Court within 14 days. If the threshold is met, the Elections Panel administers the referendum within 90 days of verification. A simple majority of votes cast, subject to a turnout threshold defined by the Legislature not to exceed 50%, repeals the law immediately upon certification. A failed referendum may not be re-initiated on the same or substantially similar grounds; the Legislature may re-enact a repealed law, which is again subject to referendum.</w:t>
+        <w:t xml:space="preserve">Citizens may initiate a national referendum to repeal enacted legislation. The petition process begins within 90 days of enactment and proceeds in two phases, each authenticated through the NVS using Citizen Voting Credentials. Phase One, lasting up to 8 months, requires signatures from citizens equal to a percentage of eligible voters — defined by statute at not less than 0.5% nor more than 3% — in each of at least one-third of all States and Territories. Phase Two, lasting up to 8 months following Phase One’s completion, requires signatures from 5% of eligible voters nationally; signatures gathered in Phase One carry over and count toward this threshold. Laws that solely or primarily expand an Article I right, budget laws, and laws implementing a constitutionally mandated obligation are ineligible. The Elections Panel applies these ineligibility categories when administering petitions; the LM’s ongoing audit of legislative compliance encompasses published findings on the character of enacted laws, which the Elections Panel and any party may reference. Any eligibility determination is challengeable in the Appellate Court within 14 days. If the threshold is met, the Elections Panel administers the referendum within 90 days of verification. A simple majority of votes cast, subject to a turnout threshold defined by the Legislature not to exceed 50%, repeals the law immediately upon certification. A failed referendum may not be re-initiated on the same or substantially similar grounds; the Legislature may re-enact a repealed law, which is again subject to referendum.</w:t>
       </w:r>
     </w:p>
     <w:p>
@@ -7008,7 +7008,7 @@
           <w:sz w:val="22"/>
           <w:szCs w:val="22"/>
         </w:rPr>
-        <w:t xml:space="preserve">Citizens may propose legislation directly to the Legislature. The petition process proceeds in two phases, each authenticated through the NVS using Citizen Voting Credentials. Phase One, lasting up to 10 months, requires signatures from citizens in at least one-third of all States and Territories, with no single State or Territory contributing more than the share defined by statute. Phase Two, lasting up to 10 months following Phase One’s completion, requires signatures from 10% of eligible voters nationally; signatures gathered in Phase One carry over and count toward this threshold. Once the threshold is met, the Legislature must vote on the proposal within 90 days; if it fails or is not voted on, the proposal proceeds to a direct citizen referendum; passage requires 60% of votes cast with at least 50% citizen participation. A failed initiative may not be re-initiated on the same or substantially similar grounds.</w:t>
+        <w:t xml:space="preserve">Citizens may propose legislation directly to the Legislature. The petition process proceeds in two phases, each authenticated through the NVS using Citizen Voting Credentials. Phase One, lasting up to 10 months, requires signatures from citizens equal to a percentage of eligible voters — defined by statute at not less than 0.5% nor more than 3% — in each of at least one-third of all States and Territories. Phase Two, lasting up to 10 months following Phase One’s completion, requires signatures from 10% of eligible voters nationally; signatures gathered in Phase One carry over and count toward this threshold. Once the threshold is met, the Legislature must vote on the proposal within 90 days; if it fails or is not voted on, the proposal proceeds to a direct citizen referendum; passage requires 60% of votes cast with at least 50% citizen participation. A failed initiative may not be re-initiated on the same or substantially similar grounds.</w:t>
       </w:r>
     </w:p>
     <w:p>
